--- a/backend-exhibits/ShareFile to OneDrive Advanced Plan - Advanced Include.docx
+++ b/backend-exhibits/ShareFile to OneDrive Advanced Plan - Advanced Include.docx
@@ -51,7 +51,7 @@
                 <w:b/>
                 <w:sz w:val="21"/>
               </w:rPr>
-              <w:t xml:space="preserve">Advanced Plan Features (Citrix to </w:t>
+              <w:t xml:space="preserve">Standard Plan Features (Citrix to </w:t>
             </w:r>
             <w:proofErr w:type="spellStart"/>
             <w:r>

--- a/backend-exhibits/ShareFile to OneDrive Advanced Plan - Advanced Include.docx
+++ b/backend-exhibits/ShareFile to OneDrive Advanced Plan - Advanced Include.docx
@@ -47,7 +47,7 @@
             </w:pPr>
             <w:r>
               <w:rPr>
-                <w:rFonts w:ascii="Arial" w:eastAsia="Arial" w:hAnsi="Arial" w:cs="Arial"/>
+                <w:rFonts w:ascii="Arial" w:hAnsi="Arial" w:cs="Arial" w:eastAsia="Arial"/>
                 <w:b/>
                 <w:sz w:val="21"/>
               </w:rPr>
@@ -56,7 +56,7 @@
             <w:proofErr w:type="spellStart"/>
             <w:r>
               <w:rPr>
-                <w:rFonts w:ascii="Arial" w:eastAsia="Arial" w:hAnsi="Arial" w:cs="Arial"/>
+                <w:rFonts w:ascii="Arial" w:hAnsi="Arial" w:cs="Arial" w:eastAsia="Arial"/>
                 <w:b/>
                 <w:sz w:val="21"/>
               </w:rPr>
@@ -65,7 +65,7 @@
             <w:proofErr w:type="spellEnd"/>
             <w:r>
               <w:rPr>
-                <w:rFonts w:ascii="Arial" w:eastAsia="Arial" w:hAnsi="Arial" w:cs="Arial"/>
+                <w:rFonts w:ascii="Arial" w:hAnsi="Arial" w:cs="Arial" w:eastAsia="Arial"/>
                 <w:b/>
                 <w:sz w:val="21"/>
               </w:rPr>
@@ -91,7 +91,7 @@
           <w:p>
             <w:r>
               <w:rPr>
-                <w:rFonts w:ascii="Arial" w:eastAsia="Arial" w:hAnsi="Arial" w:cs="Arial"/>
+                <w:rFonts w:ascii="Arial" w:hAnsi="Arial" w:cs="Arial" w:eastAsia="Arial"/>
                 <w:b/>
                 <w:sz w:val="21"/>
               </w:rPr>
@@ -116,7 +116,7 @@
             <w:proofErr w:type="spellStart"/>
             <w:r>
               <w:rPr>
-                <w:rFonts w:ascii="Arial" w:eastAsia="Arial" w:hAnsi="Arial" w:cs="Arial"/>
+                <w:rFonts w:ascii="Arial" w:hAnsi="Arial" w:cs="Arial" w:eastAsia="Arial"/>
                 <w:sz w:val="21"/>
               </w:rPr>
               <w:t>CloudFuze</w:t>
@@ -124,7 +124,7 @@
             <w:proofErr w:type="spellEnd"/>
             <w:r>
               <w:rPr>
-                <w:rFonts w:ascii="Arial" w:eastAsia="Arial" w:hAnsi="Arial" w:cs="Arial"/>
+                <w:rFonts w:ascii="Arial" w:hAnsi="Arial" w:cs="Arial" w:eastAsia="Arial"/>
                 <w:sz w:val="21"/>
               </w:rPr>
               <w:t xml:space="preserve"> ensures the seamless migration of the data from </w:t>
@@ -132,7 +132,7 @@
             <w:proofErr w:type="spellStart"/>
             <w:r>
               <w:rPr>
-                <w:rFonts w:ascii="Arial" w:eastAsia="Arial" w:hAnsi="Arial" w:cs="Arial"/>
+                <w:rFonts w:ascii="Arial" w:hAnsi="Arial" w:cs="Arial" w:eastAsia="Arial"/>
                 <w:sz w:val="21"/>
               </w:rPr>
               <w:t>thesource</w:t>
@@ -140,7 +140,7 @@
             <w:proofErr w:type="spellEnd"/>
             <w:r>
               <w:rPr>
-                <w:rFonts w:ascii="Arial" w:eastAsia="Arial" w:hAnsi="Arial" w:cs="Arial"/>
+                <w:rFonts w:ascii="Arial" w:hAnsi="Arial" w:cs="Arial" w:eastAsia="Arial"/>
                 <w:sz w:val="21"/>
               </w:rPr>
               <w:t xml:space="preserve"> cloud to destination, preserving the accuracy and </w:t>
@@ -148,7 +148,7 @@
             <w:proofErr w:type="spellStart"/>
             <w:r>
               <w:rPr>
-                <w:rFonts w:ascii="Arial" w:eastAsia="Arial" w:hAnsi="Arial" w:cs="Arial"/>
+                <w:rFonts w:ascii="Arial" w:hAnsi="Arial" w:cs="Arial" w:eastAsia="Arial"/>
                 <w:sz w:val="21"/>
               </w:rPr>
               <w:t>integrityof</w:t>
@@ -156,7 +156,7 @@
             <w:proofErr w:type="spellEnd"/>
             <w:r>
               <w:rPr>
-                <w:rFonts w:ascii="Arial" w:eastAsia="Arial" w:hAnsi="Arial" w:cs="Arial"/>
+                <w:rFonts w:ascii="Arial" w:hAnsi="Arial" w:cs="Arial" w:eastAsia="Arial"/>
                 <w:sz w:val="21"/>
               </w:rPr>
               <w:t xml:space="preserve"> the data structure.</w:t>
@@ -181,7 +181,7 @@
           <w:p>
             <w:r>
               <w:rPr>
-                <w:rFonts w:ascii="Arial" w:eastAsia="Arial" w:hAnsi="Arial" w:cs="Arial"/>
+                <w:rFonts w:ascii="Arial" w:hAnsi="Arial" w:cs="Arial" w:eastAsia="Arial"/>
                 <w:b/>
                 <w:sz w:val="21"/>
               </w:rPr>
@@ -205,7 +205,7 @@
             </w:pPr>
             <w:r>
               <w:rPr>
-                <w:rFonts w:ascii="Arial" w:eastAsia="Arial" w:hAnsi="Arial" w:cs="Arial"/>
+                <w:rFonts w:ascii="Arial" w:hAnsi="Arial" w:cs="Arial" w:eastAsia="Arial"/>
                 <w:sz w:val="21"/>
               </w:rPr>
               <w:t>The initial data migration from source to destination is considered as One-time migration.</w:t>
@@ -230,7 +230,7 @@
           <w:p>
             <w:r>
               <w:rPr>
-                <w:rFonts w:ascii="Arial" w:eastAsia="Arial" w:hAnsi="Arial" w:cs="Arial"/>
+                <w:rFonts w:ascii="Arial" w:hAnsi="Arial" w:cs="Arial" w:eastAsia="Arial"/>
                 <w:b/>
                 <w:sz w:val="21"/>
               </w:rPr>
@@ -254,7 +254,7 @@
             </w:pPr>
             <w:r>
               <w:rPr>
-                <w:rFonts w:ascii="Arial" w:eastAsia="Arial" w:hAnsi="Arial" w:cs="Arial"/>
+                <w:rFonts w:ascii="Arial" w:hAnsi="Arial" w:cs="Arial" w:eastAsia="Arial"/>
                 <w:sz w:val="21"/>
               </w:rPr>
               <w:t>Migration of incremental changes made in source during the onetime migration.</w:t>
@@ -279,7 +279,7 @@
           <w:p>
             <w:r>
               <w:rPr>
-                <w:rFonts w:ascii="Arial" w:eastAsia="Arial" w:hAnsi="Arial" w:cs="Arial"/>
+                <w:rFonts w:ascii="Arial" w:hAnsi="Arial" w:cs="Arial" w:eastAsia="Arial"/>
                 <w:b/>
                 <w:sz w:val="21"/>
               </w:rPr>
@@ -304,7 +304,7 @@
             <w:proofErr w:type="spellStart"/>
             <w:r>
               <w:rPr>
-                <w:rFonts w:ascii="Arial" w:eastAsia="Arial" w:hAnsi="Arial" w:cs="Arial"/>
+                <w:rFonts w:ascii="Arial" w:hAnsi="Arial" w:cs="Arial" w:eastAsia="Arial"/>
                 <w:sz w:val="21"/>
               </w:rPr>
               <w:t>CloudFuze</w:t>
@@ -312,7 +312,7 @@
             <w:proofErr w:type="spellEnd"/>
             <w:r>
               <w:rPr>
-                <w:rFonts w:ascii="Arial" w:eastAsia="Arial" w:hAnsi="Arial" w:cs="Arial"/>
+                <w:rFonts w:ascii="Arial" w:hAnsi="Arial" w:cs="Arial" w:eastAsia="Arial"/>
                 <w:sz w:val="21"/>
               </w:rPr>
               <w:t xml:space="preserve"> preserves all root folder permissions along with access levels.</w:t>
@@ -337,7 +337,7 @@
           <w:p>
             <w:r>
               <w:rPr>
-                <w:rFonts w:ascii="Arial" w:eastAsia="Arial" w:hAnsi="Arial" w:cs="Arial"/>
+                <w:rFonts w:ascii="Arial" w:hAnsi="Arial" w:cs="Arial" w:eastAsia="Arial"/>
                 <w:b/>
                 <w:sz w:val="21"/>
               </w:rPr>
@@ -362,7 +362,7 @@
             <w:proofErr w:type="spellStart"/>
             <w:r>
               <w:rPr>
-                <w:rFonts w:ascii="Arial" w:eastAsia="Arial" w:hAnsi="Arial" w:cs="Arial"/>
+                <w:rFonts w:ascii="Arial" w:hAnsi="Arial" w:cs="Arial" w:eastAsia="Arial"/>
                 <w:sz w:val="21"/>
               </w:rPr>
               <w:t>CloudFuze</w:t>
@@ -370,7 +370,7 @@
             <w:proofErr w:type="spellEnd"/>
             <w:r>
               <w:rPr>
-                <w:rFonts w:ascii="Arial" w:eastAsia="Arial" w:hAnsi="Arial" w:cs="Arial"/>
+                <w:rFonts w:ascii="Arial" w:hAnsi="Arial" w:cs="Arial" w:eastAsia="Arial"/>
                 <w:sz w:val="21"/>
               </w:rPr>
               <w:t xml:space="preserve"> preserves all subfolder permissions along with access levels.</w:t>
@@ -395,7 +395,7 @@
           <w:p>
             <w:r>
               <w:rPr>
-                <w:rFonts w:ascii="Arial" w:eastAsia="Arial" w:hAnsi="Arial" w:cs="Arial"/>
+                <w:rFonts w:ascii="Arial" w:hAnsi="Arial" w:cs="Arial" w:eastAsia="Arial"/>
                 <w:b/>
                 <w:sz w:val="21"/>
               </w:rPr>
@@ -419,7 +419,7 @@
             </w:pPr>
             <w:r>
               <w:rPr>
-                <w:rFonts w:ascii="Arial" w:eastAsia="Arial" w:hAnsi="Arial" w:cs="Arial"/>
+                <w:rFonts w:ascii="Arial" w:hAnsi="Arial" w:cs="Arial" w:eastAsia="Arial"/>
                 <w:sz w:val="21"/>
               </w:rPr>
               <w:t>Maintaining the original timestamps, including creation and modification dates and times, when transferring data to the destination cloud.</w:t>
@@ -444,7 +444,7 @@
           <w:p>
             <w:r>
               <w:rPr>
-                <w:rFonts w:ascii="Arial" w:eastAsia="Arial" w:hAnsi="Arial" w:cs="Arial"/>
+                <w:rFonts w:ascii="Arial" w:hAnsi="Arial" w:cs="Arial" w:eastAsia="Arial"/>
                 <w:b/>
                 <w:sz w:val="21"/>
               </w:rPr>
@@ -468,7 +468,7 @@
             </w:pPr>
             <w:r>
               <w:rPr>
-                <w:rFonts w:ascii="Arial" w:eastAsia="Arial" w:hAnsi="Arial" w:cs="Arial"/>
+                <w:rFonts w:ascii="Arial" w:hAnsi="Arial" w:cs="Arial" w:eastAsia="Arial"/>
                 <w:sz w:val="21"/>
               </w:rPr>
               <w:t>Special characters not supported by the destination cloud will be automatically replaced with underscores (_) or hyphens (-). This ensures that the integrity of the data is maintained during the migration process.</w:t>
@@ -493,7 +493,7 @@
           <w:p>
             <w:r>
               <w:rPr>
-                <w:rFonts w:ascii="Arial" w:eastAsia="Arial" w:hAnsi="Arial" w:cs="Arial"/>
+                <w:rFonts w:ascii="Arial" w:hAnsi="Arial" w:cs="Arial" w:eastAsia="Arial"/>
                 <w:b/>
                 <w:sz w:val="21"/>
               </w:rPr>
@@ -517,7 +517,7 @@
             </w:pPr>
             <w:r>
               <w:rPr>
-                <w:rFonts w:ascii="Arial" w:eastAsia="Arial" w:hAnsi="Arial" w:cs="Arial"/>
+                <w:rFonts w:ascii="Arial" w:hAnsi="Arial" w:cs="Arial" w:eastAsia="Arial"/>
                 <w:sz w:val="21"/>
               </w:rPr>
               <w:t>The system will automatically prevent the generation of email notifications for collaborations on folders/files originating from the destination cloud.</w:t>
@@ -542,7 +542,7 @@
           <w:p>
             <w:r>
               <w:rPr>
-                <w:rFonts w:ascii="Arial" w:eastAsia="Arial" w:hAnsi="Arial" w:cs="Arial"/>
+                <w:rFonts w:ascii="Arial" w:hAnsi="Arial" w:cs="Arial" w:eastAsia="Arial"/>
                 <w:b/>
                 <w:sz w:val="21"/>
               </w:rPr>
@@ -566,7 +566,7 @@
             </w:pPr>
             <w:r>
               <w:rPr>
-                <w:rFonts w:ascii="Arial" w:eastAsia="Arial" w:hAnsi="Arial" w:cs="Arial"/>
+                <w:rFonts w:ascii="Arial" w:hAnsi="Arial" w:cs="Arial" w:eastAsia="Arial"/>
                 <w:sz w:val="21"/>
               </w:rPr>
               <w:t xml:space="preserve">If the destination cloud has a long folder path limitation, the system </w:t>
@@ -574,7 +574,7 @@
             <w:proofErr w:type="spellStart"/>
             <w:r>
               <w:rPr>
-                <w:rFonts w:ascii="Arial" w:eastAsia="Arial" w:hAnsi="Arial" w:cs="Arial"/>
+                <w:rFonts w:ascii="Arial" w:hAnsi="Arial" w:cs="Arial" w:eastAsia="Arial"/>
                 <w:sz w:val="21"/>
               </w:rPr>
               <w:t>automaticallyadjusts</w:t>
@@ -582,7 +582,7 @@
             <w:proofErr w:type="spellEnd"/>
             <w:r>
               <w:rPr>
-                <w:rFonts w:ascii="Arial" w:eastAsia="Arial" w:hAnsi="Arial" w:cs="Arial"/>
+                <w:rFonts w:ascii="Arial" w:hAnsi="Arial" w:cs="Arial" w:eastAsia="Arial"/>
                 <w:sz w:val="21"/>
               </w:rPr>
               <w:t xml:space="preserve"> the destination's path as per the limitation.</w:t>
@@ -607,7 +607,7 @@
           <w:p>
             <w:r>
               <w:rPr>
-                <w:rFonts w:ascii="Arial" w:eastAsia="Arial" w:hAnsi="Arial" w:cs="Arial"/>
+                <w:rFonts w:ascii="Arial" w:hAnsi="Arial" w:cs="Arial" w:eastAsia="Arial"/>
                 <w:b/>
                 <w:sz w:val="21"/>
               </w:rPr>
@@ -631,7 +631,7 @@
             </w:pPr>
             <w:r>
               <w:rPr>
-                <w:rFonts w:ascii="Arial" w:eastAsia="Arial" w:hAnsi="Arial" w:cs="Arial"/>
+                <w:rFonts w:ascii="Arial" w:hAnsi="Arial" w:cs="Arial" w:eastAsia="Arial"/>
                 <w:sz w:val="21"/>
               </w:rPr>
               <w:t>Conflicts will be re-</w:t>
@@ -639,7 +639,7 @@
             <w:proofErr w:type="gramStart"/>
             <w:r>
               <w:rPr>
-                <w:rFonts w:ascii="Arial" w:eastAsia="Arial" w:hAnsi="Arial" w:cs="Arial"/>
+                <w:rFonts w:ascii="Arial" w:hAnsi="Arial" w:cs="Arial" w:eastAsia="Arial"/>
                 <w:sz w:val="21"/>
               </w:rPr>
               <w:t>tried</w:t>
@@ -647,7 +647,7 @@
             <w:proofErr w:type="gramEnd"/>
             <w:r>
               <w:rPr>
-                <w:rFonts w:ascii="Arial" w:eastAsia="Arial" w:hAnsi="Arial" w:cs="Arial"/>
+                <w:rFonts w:ascii="Arial" w:hAnsi="Arial" w:cs="Arial" w:eastAsia="Arial"/>
                 <w:sz w:val="21"/>
               </w:rPr>
               <w:t xml:space="preserve"> three times automatically.</w:t>
@@ -672,7 +672,7 @@
           <w:p>
             <w:r>
               <w:rPr>
-                <w:rFonts w:ascii="Arial" w:eastAsia="Arial" w:hAnsi="Arial" w:cs="Arial"/>
+                <w:rFonts w:ascii="Arial" w:hAnsi="Arial" w:cs="Arial" w:eastAsia="Arial"/>
                 <w:b/>
                 <w:sz w:val="21"/>
               </w:rPr>
@@ -696,7 +696,7 @@
             </w:pPr>
             <w:r>
               <w:rPr>
-                <w:rFonts w:ascii="Arial" w:eastAsia="Arial" w:hAnsi="Arial" w:cs="Arial"/>
+                <w:rFonts w:ascii="Arial" w:hAnsi="Arial" w:cs="Arial" w:eastAsia="Arial"/>
                 <w:sz w:val="21"/>
               </w:rPr>
               <w:t>Migration of all file versions from source to destination.</w:t>
@@ -720,10 +720,10 @@
   <w:docDefaults>
     <w:rPrDefault>
       <w:rPr>
-        <w:rFonts w:asciiTheme="minorHAnsi" w:eastAsiaTheme="minorEastAsia" w:hAnsiTheme="minorHAnsi" w:cstheme="minorBidi"/>
+        <w:rFonts w:ascii="Arial" w:hAnsi="Arial" w:cs="Arial" w:eastAsia="Arial"/>
         <w:kern w:val="2"/>
-        <w:sz w:val="24"/>
-        <w:szCs w:val="24"/>
+        <w:sz w:val="21"/>
+        <w:szCs w:val="21"/>
         <w:lang w:val="en-IN" w:eastAsia="en-IN" w:bidi="ar-SA"/>
         <w14:ligatures w14:val="standardContextual"/>
       </w:rPr>
@@ -1119,9 +1119,9 @@
       <w:spacing w:line="259" w:lineRule="auto"/>
     </w:pPr>
     <w:rPr>
-      <w:rFonts w:ascii="Calibri" w:eastAsia="Calibri" w:hAnsi="Calibri" w:cs="Calibri"/>
+      <w:rFonts w:ascii="Arial" w:hAnsi="Arial" w:cs="Arial" w:eastAsia="Arial"/>
       <w:color w:val="000000"/>
-      <w:sz w:val="22"/>
+      <w:sz w:val="21"/>
     </w:rPr>
   </w:style>
   <w:style w:type="character" w:default="1" w:styleId="DefaultParagraphFont">
